--- a/vvdn/protocols/spi/spi-guide.docx
+++ b/vvdn/protocols/spi/spi-guide.docx
@@ -925,22 +925,7 @@
                 <w:color w:val="282C34"/>
                 <w:sz w:val="18"/>
               </w:rPr>
-              <w:t>Dedicated hardware Chip Select (</w:t>
-            </w:r>
-            <w:r>
-              <w:rPr>
-                <w:i/>
-                <w:color w:val="145AA0"/>
-                <w:sz w:val="18"/>
-              </w:rPr>
-              <w:t>\overline{CS</w:t>
-            </w:r>
-            <w:r>
-              <w:rPr>
-                <w:color w:val="282C34"/>
-                <w:sz w:val="18"/>
-              </w:rPr>
-              <w:t>)</w:t>
+              <w:t>Dedicated hardware Chip Select (NOT(CS))</w:t>
             </w:r>
           </w:p>
         </w:tc>
@@ -1616,7 +1601,7 @@
           <w:color w:val="282C34"/>
           <w:sz w:val="21"/>
         </w:rPr>
-        <w:t>$\overline{\text{CS}}$ / $\overline{\text{SS}}$ / NSS (Chip Select / Slave Select)</w:t>
+        <w:t>NOT(CS) / NOT(SS) / NSS (Chip Select / Slave Select)</w:t>
       </w:r>
       <w:r>
         <w:rPr>
@@ -1865,22 +1850,7 @@
           <w:color w:val="282C34"/>
           <w:sz w:val="21"/>
         </w:rPr>
-        <w:t xml:space="preserve">. SCLK, MOSI, and MISO are shared across all devices in parallel. The Controller allocates one dedicated GPIO pin for each target's </w:t>
-      </w:r>
-      <w:r>
-        <w:rPr>
-          <w:i/>
-          <w:color w:val="145AA0"/>
-          <w:sz w:val="21"/>
-        </w:rPr>
-        <w:t>\overline{CS</w:t>
-      </w:r>
-      <w:r>
-        <w:rPr>
-          <w:color w:val="282C34"/>
-          <w:sz w:val="21"/>
-        </w:rPr>
-        <w:t>.</w:t>
+        <w:t>. SCLK, MOSI, and MISO are shared across all devices in parallel. The Controller allocates one dedicated GPIO pin for each target's NOT(CS).</w:t>
       </w:r>
     </w:p>
     <w:tbl>
@@ -2042,37 +2012,7 @@
           <w:color w:val="282C34"/>
           <w:sz w:val="21"/>
         </w:rPr>
-        <w:t>Pin count scales linearly with the number of peripherals (</w:t>
-      </w:r>
-      <w:r>
-        <w:rPr>
-          <w:i/>
-          <w:color w:val="145AA0"/>
-          <w:sz w:val="21"/>
-        </w:rPr>
-        <w:t>N</w:t>
-      </w:r>
-      <w:r>
-        <w:rPr>
-          <w:color w:val="282C34"/>
-          <w:sz w:val="21"/>
-        </w:rPr>
-        <w:t xml:space="preserve"> devices require </w:t>
-      </w:r>
-      <w:r>
-        <w:rPr>
-          <w:i/>
-          <w:color w:val="145AA0"/>
-          <w:sz w:val="21"/>
-        </w:rPr>
-        <w:t>3 + N</w:t>
-      </w:r>
-      <w:r>
-        <w:rPr>
-          <w:color w:val="282C34"/>
-          <w:sz w:val="21"/>
-        </w:rPr>
-        <w:t xml:space="preserve"> pins).</w:t>
+        <w:t>Pin count scales linearly with the number of peripherals (N devices require 3 + N pins).</w:t>
       </w:r>
     </w:p>
     <w:p>
@@ -2097,22 +2037,7 @@
           <w:color w:val="282C34"/>
           <w:sz w:val="21"/>
         </w:rPr>
-        <w:t xml:space="preserve">Certain devices (e.g., multi-channel ADCs, LED matrix drivers like MAX7219, shift registers like 74HC595) support cascading. All devices share a single </w:t>
-      </w:r>
-      <w:r>
-        <w:rPr>
-          <w:i/>
-          <w:color w:val="145AA0"/>
-          <w:sz w:val="21"/>
-        </w:rPr>
-        <w:t>\overline{CS</w:t>
-      </w:r>
-      <w:r>
-        <w:rPr>
-          <w:color w:val="282C34"/>
-          <w:sz w:val="21"/>
-        </w:rPr>
-        <w:t xml:space="preserve"> and a single SCLK. Data ripples from one device to the next:</w:t>
+        <w:t>Certain devices (e.g., multi-channel ADCs, LED matrix drivers like MAX7219, shift registers like 74HC595) support cascading. All devices share a single NOT(CS) and a single SCLK. Data ripples from one device to the next:</w:t>
       </w:r>
     </w:p>
     <w:tbl>
@@ -2192,37 +2117,7 @@
           <w:color w:val="282C34"/>
           <w:sz w:val="21"/>
         </w:rPr>
-        <w:t xml:space="preserve">: The Controller outputs </w:t>
-      </w:r>
-      <w:r>
-        <w:rPr>
-          <w:i/>
-          <w:color w:val="145AA0"/>
-          <w:sz w:val="21"/>
-        </w:rPr>
-        <w:t>N × 8</w:t>
-      </w:r>
-      <w:r>
-        <w:rPr>
-          <w:color w:val="282C34"/>
-          <w:sz w:val="21"/>
-        </w:rPr>
-        <w:t xml:space="preserve"> clock cycles. Data pushed into Target 1 overflows through its SDO pin into Target 2's SDI pin. When </w:t>
-      </w:r>
-      <w:r>
-        <w:rPr>
-          <w:i/>
-          <w:color w:val="145AA0"/>
-          <w:sz w:val="21"/>
-        </w:rPr>
-        <w:t>\overline{CS</w:t>
-      </w:r>
-      <w:r>
-        <w:rPr>
-          <w:color w:val="282C34"/>
-          <w:sz w:val="21"/>
-        </w:rPr>
-        <w:t xml:space="preserve"> rises HIGH, both chips latch their internal shift registers simultaneously.</w:t>
+        <w:t>: The Controller outputs N * 8 clock cycles. Data pushed into Target 1 overflows through its SDO pin into Target 2's SDI pin. When NOT(CS) rises HIGH, both chips latch their internal shift registers simultaneously.</w:t>
       </w:r>
     </w:p>
     <w:p>
@@ -3383,22 +3278,7 @@
           <w:color w:val="282C34"/>
           <w:sz w:val="21"/>
         </w:rPr>
-        <w:t xml:space="preserve">When </w:t>
-      </w:r>
-      <w:r>
-        <w:rPr>
-          <w:i/>
-          <w:color w:val="145AA0"/>
-          <w:sz w:val="21"/>
-        </w:rPr>
-        <w:t>\overline{CS</w:t>
-      </w:r>
-      <w:r>
-        <w:rPr>
-          <w:color w:val="282C34"/>
-          <w:sz w:val="21"/>
-        </w:rPr>
-        <w:t xml:space="preserve"> drops LOW, the first data bit is driven onto MOSI immediately.</w:t>
+        <w:t>When NOT(CS) drops LOW, the first data bit is driven onto MOSI immediately.</w:t>
       </w:r>
     </w:p>
     <w:p>
@@ -3585,22 +3465,7 @@
           <w:color w:val="282C34"/>
           <w:sz w:val="21"/>
         </w:rPr>
-        <w:t xml:space="preserve">When </w:t>
-      </w:r>
-      <w:r>
-        <w:rPr>
-          <w:i/>
-          <w:color w:val="145AA0"/>
-          <w:sz w:val="21"/>
-        </w:rPr>
-        <w:t>\overline{CS</w:t>
-      </w:r>
-      <w:r>
-        <w:rPr>
-          <w:color w:val="282C34"/>
-          <w:sz w:val="21"/>
-        </w:rPr>
-        <w:t xml:space="preserve"> drops LOW, SCLK remains High.</w:t>
+        <w:t>When NOT(CS) drops LOW, SCLK remains High.</w:t>
       </w:r>
     </w:p>
     <w:p>
@@ -4001,22 +3866,7 @@
           <w:color w:val="282C34"/>
           <w:sz w:val="21"/>
         </w:rPr>
-        <w:t xml:space="preserve">The Controller asserts </w:t>
-      </w:r>
-      <w:r>
-        <w:rPr>
-          <w:i/>
-          <w:color w:val="145AA0"/>
-          <w:sz w:val="21"/>
-        </w:rPr>
-        <w:t>\overline{CS</w:t>
-      </w:r>
-      <w:r>
-        <w:rPr>
-          <w:color w:val="282C34"/>
-          <w:sz w:val="21"/>
-        </w:rPr>
-        <w:t xml:space="preserve"> LOW and starts toggling SCLK.</w:t>
+        <w:t>The Controller asserts NOT(CS) LOW and starts toggling SCLK.</w:t>
       </w:r>
     </w:p>
     <w:p>
@@ -4558,22 +4408,7 @@
                 <w:color w:val="282C34"/>
                 <w:sz w:val="20"/>
               </w:rPr>
-              <w:t xml:space="preserve"> (such as TXS0108E with internal pull-ups) for SPI frequencies </w:t>
-            </w:r>
-            <w:r>
-              <w:rPr>
-                <w:i/>
-                <w:color w:val="145AA0"/>
-                <w:sz w:val="20"/>
-              </w:rPr>
-              <w:t>&gt; 10\,MHz</w:t>
-            </w:r>
-            <w:r>
-              <w:rPr>
-                <w:color w:val="282C34"/>
-                <w:sz w:val="20"/>
-              </w:rPr>
-              <w:t xml:space="preserve"> due to edge distortion caused by internal one-shot rise-time accelerators.</w:t>
+              <w:t xml:space="preserve"> (such as TXS0108E with internal pull-ups) for SPI frequencies &gt; 10 MHz due to edge distortion caused by internal one-shot rise-time accelerators.</w:t>
             </w:r>
           </w:p>
         </w:tc>
@@ -4610,22 +4445,7 @@
           <w:color w:val="282C34"/>
           <w:sz w:val="21"/>
         </w:rPr>
-        <w:t>At frequencies above 10 MHz, SPI signals (especially SCLK) exhibit high-frequency transmission line behaviors. Fast edge rates (</w:t>
-      </w:r>
-      <w:r>
-        <w:rPr>
-          <w:i/>
-          <w:color w:val="145AA0"/>
-          <w:sz w:val="21"/>
-        </w:rPr>
-        <w:t>t_r &lt; 1.5\,ns</w:t>
-      </w:r>
-      <w:r>
-        <w:rPr>
-          <w:color w:val="282C34"/>
-          <w:sz w:val="21"/>
-        </w:rPr>
-        <w:t xml:space="preserve">) cause </w:t>
+        <w:t xml:space="preserve">At frequencies above 10 MHz, SPI signals (especially SCLK) exhibit high-frequency transmission line behaviors. Fast edge rates (t_r &lt; 1.5 ns) cause </w:t>
       </w:r>
       <w:r>
         <w:rPr>
@@ -4735,7 +4555,7 @@
           <w:color w:val="282C34"/>
           <w:sz w:val="21"/>
         </w:rPr>
-        <w:t>$22\,\Omega\text{ to }47\,\Omega$ resistor</w:t>
+        <w:t>22 Ω to 47 Ω resistor</w:t>
       </w:r>
       <w:r>
         <w:rPr>
@@ -4757,7 +4577,7 @@
           <w:color w:val="282C34"/>
           <w:sz w:val="21"/>
         </w:rPr>
-        <w:t>$\overline{\text{CS}}$ Pull-Up Resistor</w:t>
+        <w:t>NOT(CS) Pull-Up Resistor</w:t>
       </w:r>
       <w:r>
         <w:rPr>
@@ -4772,44 +4592,14 @@
           <w:color w:val="282C34"/>
           <w:sz w:val="21"/>
         </w:rPr>
-        <w:t>$10\,\text{k}\Omega$ pull-up resistor</w:t>
+        <w:t>10 kΩ pull-up resistor</w:t>
       </w:r>
       <w:r>
         <w:rPr>
           <w:color w:val="282C34"/>
           <w:sz w:val="21"/>
         </w:rPr>
-        <w:t xml:space="preserve"> to </w:t>
-      </w:r>
-      <w:r>
-        <w:rPr>
-          <w:i/>
-          <w:color w:val="145AA0"/>
-          <w:sz w:val="21"/>
-        </w:rPr>
-        <w:t>V_{DD</w:t>
-      </w:r>
-      <w:r>
-        <w:rPr>
-          <w:color w:val="282C34"/>
-          <w:sz w:val="21"/>
-        </w:rPr>
-        <w:t xml:space="preserve"> on every </w:t>
-      </w:r>
-      <w:r>
-        <w:rPr>
-          <w:i/>
-          <w:color w:val="145AA0"/>
-          <w:sz w:val="21"/>
-        </w:rPr>
-        <w:t>\overline{CS</w:t>
-      </w:r>
-      <w:r>
-        <w:rPr>
-          <w:color w:val="282C34"/>
-          <w:sz w:val="21"/>
-        </w:rPr>
-        <w:t xml:space="preserve"> line. When the Controller is in reset or booting, its GPIO pins float in High-Z mode; the pull-up keeps all peripherals safely deselected, preventing bus corruption.</w:t>
+        <w:t xml:space="preserve"> to V_DD on every NOT(CS) line. When the Controller is in reset or booting, its GPIO pins float in High-Z mode; the pull-up keeps all peripherals safely deselected, preventing bus corruption.</w:t>
       </w:r>
     </w:p>
     <w:p>
@@ -4831,22 +4621,7 @@
           <w:color w:val="282C34"/>
           <w:sz w:val="21"/>
         </w:rPr>
-        <w:t xml:space="preserve">: A high-impedance </w:t>
-      </w:r>
-      <w:r>
-        <w:rPr>
-          <w:i/>
-          <w:color w:val="145AA0"/>
-          <w:sz w:val="21"/>
-        </w:rPr>
-        <w:t>100\,k\Omega</w:t>
-      </w:r>
-      <w:r>
-        <w:rPr>
-          <w:color w:val="282C34"/>
-          <w:sz w:val="21"/>
-        </w:rPr>
-        <w:t xml:space="preserve"> pull-up or pull-down prevents MISO from floating when all slaves are deselected, eliminating stray capacitive switching currents in the Controller's input buffer.</w:t>
+        <w:t>: A high-impedance 100 kΩ pull-up or pull-down prevents MISO from floating when all slaves are deselected, eliminating stray capacitive switching currents in the Controller's input buffer.</w:t>
       </w:r>
     </w:p>
     <w:p>
@@ -4897,32 +4672,50 @@
         <w:t>:</w:t>
       </w:r>
     </w:p>
-    <w:p>
-      <w:pPr>
-        <w:spacing w:after="80"/>
-      </w:pPr>
-      <w:r>
-        <w:rPr>
-          <w:i/>
-          <w:color w:val="145AA0"/>
-          <w:sz w:val="21"/>
-        </w:rPr>
-      </w:r>
-      <w:r>
-        <w:rPr>
-          <w:color w:val="282C34"/>
-          <w:sz w:val="21"/>
-        </w:rPr>
-        <w:t>T_{SCLK, min} &gt; 2 \times t_{propagation\_trace} + t_{CO\_slave} + t_{SU\_master}</w:t>
-      </w:r>
-      <w:r>
-        <w:rPr>
-          <w:i/>
-          <w:color w:val="145AA0"/>
-          <w:sz w:val="21"/>
-        </w:rPr>
-      </w:r>
-    </w:p>
+    <w:tbl>
+      <w:tblPr>
+        <w:tblW w:type="auto" w:w="0"/>
+        <w:jc w:val="center"/>
+        <w:tblLook w:firstColumn="1" w:firstRow="1" w:lastColumn="0" w:lastRow="0" w:noHBand="0" w:noVBand="1" w:val="04A0"/>
+      </w:tblPr>
+      <w:tblGrid>
+        <w:gridCol w:w="9792"/>
+      </w:tblGrid>
+      <w:tr>
+        <w:tc>
+          <w:tcPr>
+            <w:tcW w:type="dxa" w:w="9792"/>
+            <w:shd w:fill="F5F6F8"/>
+            <w:tcMar>
+              <w:top w:w="80" w:type="dxa"/>
+              <w:bottom w:w="80" w:type="dxa"/>
+              <w:left w:w="140" w:type="dxa"/>
+              <w:right w:w="140" w:type="dxa"/>
+            </w:tcMar>
+            <w:tcBorders>
+              <w:left w:val="single" w:sz="18" w:space="0" w:color="CBD5E0"/>
+              <w:top w:val="none"/>
+              <w:right w:val="none"/>
+              <w:bottom w:val="none"/>
+            </w:tcBorders>
+          </w:tcPr>
+          <w:p>
+            <w:pPr>
+              <w:spacing w:line="240" w:lineRule="auto" w:after="0"/>
+            </w:pPr>
+            <w:r>
+              <w:rPr>
+                <w:rFonts w:ascii="Consolas" w:hAnsi="Consolas"/>
+                <w:color w:val="2D3748"/>
+                <w:sz w:val="18"/>
+              </w:rPr>
+              <w:t>T_SCLK, min &gt; 2 * t_propagation_trace + t_CO_slave + t_SU_master</w:t>
+            </w:r>
+          </w:p>
+        </w:tc>
+      </w:tr>
+    </w:tbl>
+    <w:p/>
     <w:p>
       <w:pPr>
         <w:spacing w:after="80"/>
@@ -4943,33 +4736,10 @@
       </w:pPr>
       <w:r>
         <w:rPr>
-          <w:i/>
-          <w:color w:val="145AA0"/>
-          <w:sz w:val="21"/>
-        </w:rPr>
-        <w:t>t_{CO\_slave</w:t>
-      </w:r>
-      <w:r>
-        <w:rPr>
           <w:color w:val="282C34"/>
           <w:sz w:val="21"/>
         </w:rPr>
-        <w:t xml:space="preserve"> = Slave clock-to-output valid delay (typically </w:t>
-      </w:r>
-      <w:r>
-        <w:rPr>
-          <w:i/>
-          <w:color w:val="145AA0"/>
-          <w:sz w:val="21"/>
-        </w:rPr>
-        <w:t>6 - 15\,ns</w:t>
-      </w:r>
-      <w:r>
-        <w:rPr>
-          <w:color w:val="282C34"/>
-          <w:sz w:val="21"/>
-        </w:rPr>
-        <w:t>).</w:t>
+        <w:t>t_CO_slave = Slave clock-to-output valid delay (typically 6 - 15 ns).</w:t>
       </w:r>
     </w:p>
     <w:p>
@@ -4980,33 +4750,10 @@
       </w:pPr>
       <w:r>
         <w:rPr>
-          <w:i/>
-          <w:color w:val="145AA0"/>
-          <w:sz w:val="21"/>
-        </w:rPr>
-        <w:t>t_{SU\_master</w:t>
-      </w:r>
-      <w:r>
-        <w:rPr>
           <w:color w:val="282C34"/>
           <w:sz w:val="21"/>
         </w:rPr>
-        <w:t xml:space="preserve"> = Controller input setup time (typically </w:t>
-      </w:r>
-      <w:r>
-        <w:rPr>
-          <w:i/>
-          <w:color w:val="145AA0"/>
-          <w:sz w:val="21"/>
-        </w:rPr>
-        <w:t>2 - 5\,ns</w:t>
-      </w:r>
-      <w:r>
-        <w:rPr>
-          <w:color w:val="282C34"/>
-          <w:sz w:val="21"/>
-        </w:rPr>
-        <w:t>).</w:t>
+        <w:t>t_SU_master = Controller input setup time (typically 2 - 5 ns).</w:t>
       </w:r>
     </w:p>
     <w:p>
@@ -5017,33 +4764,10 @@
       </w:pPr>
       <w:r>
         <w:rPr>
-          <w:i/>
-          <w:color w:val="145AA0"/>
-          <w:sz w:val="21"/>
-        </w:rPr>
-        <w:t>t_{propagation\_trace</w:t>
-      </w:r>
-      <w:r>
-        <w:rPr>
           <w:color w:val="282C34"/>
           <w:sz w:val="21"/>
         </w:rPr>
-        <w:t xml:space="preserve"> = PCB trace delay (</w:t>
-      </w:r>
-      <w:r>
-        <w:rPr>
-          <w:i/>
-          <w:color w:val="145AA0"/>
-          <w:sz w:val="21"/>
-        </w:rPr>
-        <w:t>\approx 6\,ps/mm</w:t>
-      </w:r>
-      <w:r>
-        <w:rPr>
-          <w:color w:val="282C34"/>
-          <w:sz w:val="21"/>
-        </w:rPr>
-        <w:t xml:space="preserve"> on standard FR4).</w:t>
+        <w:t>t_propagation_trace = PCB trace delay (≈ 6 ps/mm on standard FR4).</w:t>
       </w:r>
     </w:p>
     <w:p>
@@ -5055,22 +4779,7 @@
           <w:color w:val="282C34"/>
           <w:sz w:val="21"/>
         </w:rPr>
-        <w:t xml:space="preserve">If </w:t>
-      </w:r>
-      <w:r>
-        <w:rPr>
-          <w:i/>
-          <w:color w:val="145AA0"/>
-          <w:sz w:val="21"/>
-        </w:rPr>
-        <w:t>T_{SCLK</w:t>
-      </w:r>
-      <w:r>
-        <w:rPr>
-          <w:color w:val="282C34"/>
-          <w:sz w:val="21"/>
-        </w:rPr>
-        <w:t xml:space="preserve"> is too short, the Peripheral's MISO data bit will arrive at the Controller </w:t>
+        <w:t xml:space="preserve">If T_SCLK is too short, the Peripheral's MISO data bit will arrive at the Controller </w:t>
       </w:r>
       <w:r>
         <w:rPr>
@@ -7428,52 +7137,7 @@
                 <w:color w:val="282C34"/>
                 <w:sz w:val="18"/>
               </w:rPr>
-              <w:t xml:space="preserve">Probe </w:t>
-            </w:r>
-            <w:r>
-              <w:rPr>
-                <w:i/>
-                <w:color w:val="145AA0"/>
-                <w:sz w:val="18"/>
-              </w:rPr>
-              <w:t>\overline{CS</w:t>
-            </w:r>
-            <w:r>
-              <w:rPr>
-                <w:color w:val="282C34"/>
-                <w:sz w:val="18"/>
-              </w:rPr>
-              <w:t xml:space="preserve"> on scope: Does it transition to </w:t>
-            </w:r>
-            <w:r>
-              <w:rPr>
-                <w:i/>
-                <w:color w:val="145AA0"/>
-                <w:sz w:val="18"/>
-              </w:rPr>
-              <w:t>0\,V</w:t>
-            </w:r>
-            <w:r>
-              <w:rPr>
-                <w:color w:val="282C34"/>
-                <w:sz w:val="18"/>
-              </w:rPr>
-              <w:t xml:space="preserve"> during transfer? If </w:t>
-            </w:r>
-            <w:r>
-              <w:rPr>
-                <w:i/>
-                <w:color w:val="145AA0"/>
-                <w:sz w:val="18"/>
-              </w:rPr>
-              <w:t>\overline{CS</w:t>
-            </w:r>
-            <w:r>
-              <w:rPr>
-                <w:color w:val="282C34"/>
-                <w:sz w:val="18"/>
-              </w:rPr>
-              <w:t xml:space="preserve"> is HIGH, slave MISO buffer remains tri-stated.</w:t>
+              <w:t>Probe NOT(CS) on scope: Does it transition to 0 V during transfer? If NOT(CS) is HIGH, slave MISO buffer remains tri-stated.</w:t>
             </w:r>
           </w:p>
         </w:tc>
@@ -7689,33 +7353,10 @@
             </w:pPr>
             <w:r>
               <w:rPr>
-                <w:i/>
-                <w:color w:val="145AA0"/>
-                <w:sz w:val="18"/>
-              </w:rPr>
-              <w:t>\overline{CS</w:t>
-            </w:r>
-            <w:r>
-              <w:rPr>
                 <w:color w:val="282C34"/>
                 <w:sz w:val="18"/>
               </w:rPr>
-              <w:t xml:space="preserve"> asserted too late relative to SCLK (</w:t>
-            </w:r>
-            <w:r>
-              <w:rPr>
-                <w:i/>
-                <w:color w:val="145AA0"/>
-                <w:sz w:val="18"/>
-              </w:rPr>
-              <w:t>t_{CSS</w:t>
-            </w:r>
-            <w:r>
-              <w:rPr>
-                <w:color w:val="282C34"/>
-                <w:sz w:val="18"/>
-              </w:rPr>
-              <w:t xml:space="preserve"> violated), or line capacitance delaying edge.</w:t>
+              <w:t>NOT(CS) asserted too late relative to SCLK (t_CSS violated), or line capacitance delaying edge.</w:t>
             </w:r>
           </w:p>
         </w:tc>
@@ -7739,37 +7380,7 @@
                 <w:color w:val="282C34"/>
                 <w:sz w:val="18"/>
               </w:rPr>
-              <w:t>Ensure Controller firmware inserts a minimum setup delay (</w:t>
-            </w:r>
-            <w:r>
-              <w:rPr>
-                <w:i/>
-                <w:color w:val="145AA0"/>
-                <w:sz w:val="18"/>
-              </w:rPr>
-              <w:t>t_{CSS ≥ 20\,ns</w:t>
-            </w:r>
-            <w:r>
-              <w:rPr>
-                <w:color w:val="282C34"/>
-                <w:sz w:val="18"/>
-              </w:rPr>
-              <w:t xml:space="preserve">) between driving </w:t>
-            </w:r>
-            <w:r>
-              <w:rPr>
-                <w:i/>
-                <w:color w:val="145AA0"/>
-                <w:sz w:val="18"/>
-              </w:rPr>
-              <w:t>\overline{CS</w:t>
-            </w:r>
-            <w:r>
-              <w:rPr>
-                <w:color w:val="282C34"/>
-                <w:sz w:val="18"/>
-              </w:rPr>
-              <w:t xml:space="preserve"> LOW and first SCLK edge.</w:t>
+              <w:t>Ensure Controller firmware inserts a minimum setup delay (t_CSS &gt;= 20 ns) between driving NOT(CS) LOW and first SCLK edge.</w:t>
             </w:r>
           </w:p>
         </w:tc>
@@ -7822,37 +7433,7 @@
                 <w:color w:val="282C34"/>
                 <w:sz w:val="18"/>
               </w:rPr>
-              <w:t>1. Excessive capacitive loading (</w:t>
-            </w:r>
-            <w:r>
-              <w:rPr>
-                <w:i/>
-                <w:color w:val="145AA0"/>
-                <w:sz w:val="18"/>
-              </w:rPr>
-              <w:t>C_L &gt; 50\,pF</w:t>
-            </w:r>
-            <w:r>
-              <w:rPr>
-                <w:color w:val="282C34"/>
-                <w:sz w:val="18"/>
-              </w:rPr>
-              <w:t xml:space="preserve">).&lt;br&gt;2. SCLK signal reflections / ringing.&lt;br&gt;3. Round-trip propagation delay exceeding </w:t>
-            </w:r>
-            <w:r>
-              <w:rPr>
-                <w:i/>
-                <w:color w:val="145AA0"/>
-                <w:sz w:val="18"/>
-              </w:rPr>
-              <w:t>T_{SCLK/2</w:t>
-            </w:r>
-            <w:r>
-              <w:rPr>
-                <w:color w:val="282C34"/>
-                <w:sz w:val="18"/>
-              </w:rPr>
-              <w:t>.</w:t>
+              <w:t>1. Excessive capacitive loading (C_L &gt; 50 pF).&lt;br&gt;2. SCLK signal reflections / ringing.&lt;br&gt;3. Round-trip propagation delay exceeding T_SCLK/2.</w:t>
             </w:r>
           </w:p>
         </w:tc>
@@ -7877,22 +7458,7 @@
                 <w:color w:val="282C34"/>
                 <w:sz w:val="18"/>
               </w:rPr>
-              <w:t xml:space="preserve">Inspect SCLK with 500 MHz scope probe. Check for double-clocking ringing. Add </w:t>
-            </w:r>
-            <w:r>
-              <w:rPr>
-                <w:i/>
-                <w:color w:val="145AA0"/>
-                <w:sz w:val="18"/>
-              </w:rPr>
-              <w:t>33\,\Omega</w:t>
-            </w:r>
-            <w:r>
-              <w:rPr>
-                <w:color w:val="282C34"/>
-                <w:sz w:val="18"/>
-              </w:rPr>
-              <w:t xml:space="preserve"> series resistors at Controller output.</w:t>
+              <w:t>Inspect SCLK with 500 MHz scope probe. Check for double-clocking ringing. Add 33 Ω series resistors at Controller output.</w:t>
             </w:r>
           </w:p>
         </w:tc>
@@ -7943,37 +7509,7 @@
                 <w:color w:val="282C34"/>
                 <w:sz w:val="18"/>
               </w:rPr>
-              <w:t>Multiple slaves driving MISO simultaneously due to slow tri-state disable time (</w:t>
-            </w:r>
-            <w:r>
-              <w:rPr>
-                <w:i/>
-                <w:color w:val="145AA0"/>
-                <w:sz w:val="18"/>
-              </w:rPr>
-              <w:t>t_{DIS</w:t>
-            </w:r>
-            <w:r>
-              <w:rPr>
-                <w:color w:val="282C34"/>
-                <w:sz w:val="18"/>
-              </w:rPr>
-              <w:t xml:space="preserve">) or overlapping </w:t>
-            </w:r>
-            <w:r>
-              <w:rPr>
-                <w:i/>
-                <w:color w:val="145AA0"/>
-                <w:sz w:val="18"/>
-              </w:rPr>
-              <w:t>\overline{CS</w:t>
-            </w:r>
-            <w:r>
-              <w:rPr>
-                <w:color w:val="282C34"/>
-                <w:sz w:val="18"/>
-              </w:rPr>
-              <w:t>.</w:t>
+              <w:t>Multiple slaves driving MISO simultaneously due to slow tri-state disable time (t_DIS) or overlapping NOT(CS).</w:t>
             </w:r>
           </w:p>
         </w:tc>
@@ -7997,22 +7533,7 @@
                 <w:color w:val="282C34"/>
                 <w:sz w:val="18"/>
               </w:rPr>
-              <w:t>Add a short delay (</w:t>
-            </w:r>
-            <w:r>
-              <w:rPr>
-                <w:i/>
-                <w:color w:val="145AA0"/>
-                <w:sz w:val="18"/>
-              </w:rPr>
-              <w:t>t_{CS\_HIGH ≥ 50\,ns</w:t>
-            </w:r>
-            <w:r>
-              <w:rPr>
-                <w:color w:val="282C34"/>
-                <w:sz w:val="18"/>
-              </w:rPr>
-              <w:t>) between deasserting Slave 1 and asserting Slave 2.</w:t>
+              <w:t>Add a short delay (t_CS_HIGH &gt;= 50 ns) between deasserting Slave 1 and asserting Slave 2.</w:t>
             </w:r>
           </w:p>
         </w:tc>
@@ -8157,37 +7678,7 @@
           <w:color w:val="282C34"/>
           <w:sz w:val="21"/>
         </w:rPr>
-        <w:t xml:space="preserve">: Measure </w:t>
-      </w:r>
-      <w:r>
-        <w:rPr>
-          <w:i/>
-          <w:color w:val="145AA0"/>
-          <w:sz w:val="21"/>
-        </w:rPr>
-        <w:t>V_{DD</w:t>
-      </w:r>
-      <w:r>
-        <w:rPr>
-          <w:color w:val="282C34"/>
-          <w:sz w:val="21"/>
-        </w:rPr>
-        <w:t xml:space="preserve"> on the target IC pin. Confirm Controller and Target share the same </w:t>
-      </w:r>
-      <w:r>
-        <w:rPr>
-          <w:i/>
-          <w:color w:val="145AA0"/>
-          <w:sz w:val="21"/>
-        </w:rPr>
-        <w:t>V_{IO</w:t>
-      </w:r>
-      <w:r>
-        <w:rPr>
-          <w:color w:val="282C34"/>
-          <w:sz w:val="21"/>
-        </w:rPr>
-        <w:t xml:space="preserve"> voltage (1.8V or 3.3V).</w:t>
+        <w:t>: Measure V_DD on the target IC pin. Confirm Controller and Target share the same V_IO voltage (1.8V or 3.3V).</w:t>
       </w:r>
     </w:p>
     <w:p>
@@ -8224,7 +7715,7 @@
           <w:color w:val="282C34"/>
           <w:sz w:val="21"/>
         </w:rPr>
-        <w:t>Trigger on Chip Select ($\overline{\text{CS}}$)</w:t>
+        <w:t>Trigger on Chip Select (NOT(CS))</w:t>
       </w:r>
       <w:r>
         <w:rPr>
@@ -8245,22 +7736,7 @@
           <w:color w:val="282C34"/>
           <w:sz w:val="21"/>
         </w:rPr>
-        <w:t xml:space="preserve">Configure oscilloscope / logic analyzer Channel 1 to </w:t>
-      </w:r>
-      <w:r>
-        <w:rPr>
-          <w:i/>
-          <w:color w:val="145AA0"/>
-          <w:sz w:val="21"/>
-        </w:rPr>
-        <w:t>\overline{CS</w:t>
-      </w:r>
-      <w:r>
-        <w:rPr>
-          <w:color w:val="282C34"/>
-          <w:sz w:val="21"/>
-        </w:rPr>
-        <w:t xml:space="preserve">, set trigger to </w:t>
+        <w:t xml:space="preserve">Configure oscilloscope / logic analyzer Channel 1 to NOT(CS), set trigger to </w:t>
       </w:r>
       <w:r>
         <w:rPr>
@@ -8289,52 +7765,7 @@
           <w:color w:val="282C34"/>
           <w:sz w:val="21"/>
         </w:rPr>
-        <w:t xml:space="preserve">Verify that </w:t>
-      </w:r>
-      <w:r>
-        <w:rPr>
-          <w:i/>
-          <w:color w:val="145AA0"/>
-          <w:sz w:val="21"/>
-        </w:rPr>
-        <w:t>\overline{CS</w:t>
-      </w:r>
-      <w:r>
-        <w:rPr>
-          <w:color w:val="282C34"/>
-          <w:sz w:val="21"/>
-        </w:rPr>
-        <w:t xml:space="preserve"> goes solidly LOW (</w:t>
-      </w:r>
-      <w:r>
-        <w:rPr>
-          <w:i/>
-          <w:color w:val="145AA0"/>
-          <w:sz w:val="21"/>
-        </w:rPr>
-        <w:t>&lt; 0.4\,V</w:t>
-      </w:r>
-      <w:r>
-        <w:rPr>
-          <w:color w:val="282C34"/>
-          <w:sz w:val="21"/>
-        </w:rPr>
-        <w:t>) and returns to HIGH (</w:t>
-      </w:r>
-      <w:r>
-        <w:rPr>
-          <w:i/>
-          <w:color w:val="145AA0"/>
-          <w:sz w:val="21"/>
-        </w:rPr>
-        <w:t>&gt; 0.8 × V_{DD</w:t>
-      </w:r>
-      <w:r>
-        <w:rPr>
-          <w:color w:val="282C34"/>
-          <w:sz w:val="21"/>
-        </w:rPr>
-        <w:t>) when finished.</w:t>
+        <w:t>Verify that NOT(CS) goes solidly LOW (&lt; 0.4 V) and returns to HIGH (&gt; 0.8 * V_DD) when finished.</w:t>
       </w:r>
     </w:p>
     <w:p>
@@ -8370,52 +7801,7 @@
           <w:color w:val="282C34"/>
           <w:sz w:val="21"/>
         </w:rPr>
-        <w:t xml:space="preserve">Check SCLK idle voltage: If CPOL=0, SCLK must be </w:t>
-      </w:r>
-      <w:r>
-        <w:rPr>
-          <w:i/>
-          <w:color w:val="145AA0"/>
-          <w:sz w:val="21"/>
-        </w:rPr>
-        <w:t>0\,V</w:t>
-      </w:r>
-      <w:r>
-        <w:rPr>
-          <w:color w:val="282C34"/>
-          <w:sz w:val="21"/>
-        </w:rPr>
-        <w:t xml:space="preserve"> before </w:t>
-      </w:r>
-      <w:r>
-        <w:rPr>
-          <w:i/>
-          <w:color w:val="145AA0"/>
-          <w:sz w:val="21"/>
-        </w:rPr>
-        <w:t>\overline{CS</w:t>
-      </w:r>
-      <w:r>
-        <w:rPr>
-          <w:color w:val="282C34"/>
-          <w:sz w:val="21"/>
-        </w:rPr>
-        <w:t xml:space="preserve"> drops. If CPOL=1, SCLK must be </w:t>
-      </w:r>
-      <w:r>
-        <w:rPr>
-          <w:i/>
-          <w:color w:val="145AA0"/>
-          <w:sz w:val="21"/>
-        </w:rPr>
-        <w:t>V_{DD</w:t>
-      </w:r>
-      <w:r>
-        <w:rPr>
-          <w:color w:val="282C34"/>
-          <w:sz w:val="21"/>
-        </w:rPr>
-        <w:t>.</w:t>
+        <w:t>Check SCLK idle voltage: If CPOL=0, SCLK must be 0 V before NOT(CS) drops. If CPOL=1, SCLK must be V_DD.</w:t>
       </w:r>
     </w:p>
     <w:p>
@@ -8429,22 +7815,7 @@
           <w:color w:val="282C34"/>
           <w:sz w:val="21"/>
         </w:rPr>
-        <w:t>Inspect edge sharpness: Rise time (</w:t>
-      </w:r>
-      <w:r>
-        <w:rPr>
-          <w:i/>
-          <w:color w:val="145AA0"/>
-          <w:sz w:val="21"/>
-        </w:rPr>
-        <w:t>t_r</w:t>
-      </w:r>
-      <w:r>
-        <w:rPr>
-          <w:color w:val="282C34"/>
-          <w:sz w:val="21"/>
-        </w:rPr>
-        <w:t>) should be clean and monotonic without stair-stepping or resonant ringing.</w:t>
+        <w:t>Inspect edge sharpness: Rise time (t_r) should be clean and monotonic without stair-stepping or resonant ringing.</w:t>
       </w:r>
     </w:p>
     <w:p>
